--- a/src/assets/teacher/04_1차시_교사용답안.docx
+++ b/src/assets/teacher/04_1차시_교사용답안.docx
@@ -60,7 +60,7 @@
                 <w:color w:val="647779"/>
                 <w:sz w:val="14"/>
               </w:rPr>
-              <w:t>사람과 AI, 누가 더 잘 볼까?</w:t>
+              <w:t>자동으로 움직이면 모두 AI일까?</w:t>
             </w:r>
           </w:p>
         </w:tc>
@@ -117,12 +117,13 @@
           <w:color w:val="233A3E"/>
           <w:sz w:val="18"/>
         </w:rPr>
-        <w:t>생활 속 AI 찾기</w:t>
+        <w:t>8개 사례 기능표</w:t>
       </w:r>
     </w:p>
     <w:tbl>
       <w:tblPr>
         <w:tblW w:type="auto" w:w="0"/>
+        <w:tblLayout w:type="fixed"/>
         <w:tblLook w:firstColumn="1" w:firstRow="1" w:lastColumn="0" w:lastRow="0" w:noHBand="0" w:noVBand="1" w:val="04A0"/>
         <w:tblBorders>
           <w:top w:val="single" w:sz="4" w:space="0" w:color="AFC0B9"/>
@@ -134,14 +135,14 @@
         </w:tblBorders>
       </w:tblPr>
       <w:tblGrid>
-        <w:gridCol w:w="3553"/>
-        <w:gridCol w:w="3553"/>
-        <w:gridCol w:w="3553"/>
+        <w:gridCol w:w="3288"/>
+        <w:gridCol w:w="1701"/>
+        <w:gridCol w:w="5329"/>
       </w:tblGrid>
       <w:tr>
         <w:tc>
           <w:tcPr>
-            <w:tcW w:type="dxa" w:w="3553"/>
+            <w:tcW w:type="dxa" w:w="3288"/>
             <w:vAlign w:val="center"/>
             <w:tcMar>
               <w:top w:w="70" w:type="dxa"/>
@@ -164,13 +165,13 @@
                 <w:color w:val="154541"/>
                 <w:sz w:val="14"/>
               </w:rPr>
-              <w:t>장면</w:t>
+              <w:t>사례</w:t>
             </w:r>
           </w:p>
         </w:tc>
         <w:tc>
           <w:tcPr>
-            <w:tcW w:type="dxa" w:w="3553"/>
+            <w:tcW w:type="dxa" w:w="1701"/>
             <w:vAlign w:val="center"/>
             <w:tcMar>
               <w:top w:w="70" w:type="dxa"/>
@@ -193,727 +194,7 @@
                 <w:color w:val="154541"/>
                 <w:sz w:val="14"/>
               </w:rPr>
-              <w:t>정답</w:t>
-            </w:r>
-          </w:p>
-        </w:tc>
-        <w:tc>
-          <w:tcPr>
-            <w:tcW w:type="dxa" w:w="3553"/>
-            <w:vAlign w:val="center"/>
-            <w:tcMar>
-              <w:top w:w="70" w:type="dxa"/>
-              <w:start w:w="80" w:type="dxa"/>
-              <w:bottom w:w="70" w:type="dxa"/>
-              <w:end w:w="80" w:type="dxa"/>
-            </w:tcMar>
-            <w:shd w:fill="E4EFEA"/>
-          </w:tcPr>
-          <w:p>
-            <w:pPr>
-              <w:spacing w:after="0" w:line="269" w:lineRule="auto"/>
-              <w:jc w:val="center"/>
-            </w:pPr>
-            <w:r/>
-            <w:r>
-              <w:rPr>
-                <w:rFonts w:ascii="S-Core Dream" w:hAnsi="S-Core Dream" w:eastAsia="에스코어 드림"/>
-                <w:b/>
-                <w:color w:val="154541"/>
-                <w:sz w:val="14"/>
-              </w:rPr>
-              <w:t>교사용 설명</w:t>
-            </w:r>
-          </w:p>
-        </w:tc>
-      </w:tr>
-      <w:tr>
-        <w:trPr>
-          <w:trHeight w:val="533" w:hRule="atLeast"/>
-        </w:trPr>
-        <w:tc>
-          <w:tcPr>
-            <w:tcW w:type="dxa" w:w="3553"/>
-            <w:vAlign w:val="center"/>
-            <w:tcMar>
-              <w:top w:w="70" w:type="dxa"/>
-              <w:start w:w="80" w:type="dxa"/>
-              <w:bottom w:w="70" w:type="dxa"/>
-              <w:end w:w="80" w:type="dxa"/>
-            </w:tcMar>
-          </w:tcPr>
-          <w:p>
-            <w:pPr>
-              <w:spacing w:after="0" w:line="269" w:lineRule="auto"/>
-              <w:jc w:val="center"/>
-            </w:pPr>
-            <w:r/>
-            <w:r>
-              <w:rPr>
-                <w:rFonts w:ascii="S-Core Dream" w:hAnsi="S-Core Dream" w:eastAsia="에스코어 드림"/>
-                <w:b w:val="0"/>
-                <w:color w:val="233A3E"/>
-                <w:sz w:val="13"/>
-              </w:rPr>
-              <w:t>좋아할 영상 추천</w:t>
-            </w:r>
-          </w:p>
-        </w:tc>
-        <w:tc>
-          <w:tcPr>
-            <w:tcW w:type="dxa" w:w="3553"/>
-            <w:vAlign w:val="center"/>
-            <w:tcMar>
-              <w:top w:w="70" w:type="dxa"/>
-              <w:start w:w="80" w:type="dxa"/>
-              <w:bottom w:w="70" w:type="dxa"/>
-              <w:end w:w="80" w:type="dxa"/>
-            </w:tcMar>
-          </w:tcPr>
-          <w:p>
-            <w:pPr>
-              <w:spacing w:after="0" w:line="269" w:lineRule="auto"/>
-              <w:jc w:val="center"/>
-            </w:pPr>
-            <w:r/>
-            <w:r>
-              <w:rPr>
-                <w:rFonts w:ascii="S-Core Dream" w:hAnsi="S-Core Dream" w:eastAsia="에스코어 드림"/>
-                <w:b/>
-                <w:color w:val="1F5D59"/>
-                <w:sz w:val="13"/>
-              </w:rPr>
-              <w:t>AI</w:t>
-            </w:r>
-          </w:p>
-        </w:tc>
-        <w:tc>
-          <w:tcPr>
-            <w:tcW w:type="dxa" w:w="3553"/>
-            <w:vAlign w:val="center"/>
-            <w:tcMar>
-              <w:top w:w="70" w:type="dxa"/>
-              <w:start w:w="80" w:type="dxa"/>
-              <w:bottom w:w="70" w:type="dxa"/>
-              <w:end w:w="80" w:type="dxa"/>
-            </w:tcMar>
-          </w:tcPr>
-          <w:p>
-            <w:pPr>
-              <w:spacing w:after="0" w:line="269" w:lineRule="auto"/>
-              <w:jc w:val="left"/>
-            </w:pPr>
-            <w:r/>
-            <w:r>
-              <w:rPr>
-                <w:rFonts w:ascii="S-Core Dream" w:hAnsi="S-Core Dream" w:eastAsia="에스코어 드림"/>
-                <w:b w:val="0"/>
-                <w:color w:val="233A3E"/>
-                <w:sz w:val="13"/>
-              </w:rPr>
-              <w:t>이용 기록에서 비슷한 특징을 찾아 추천한다.</w:t>
-            </w:r>
-          </w:p>
-        </w:tc>
-      </w:tr>
-      <w:tr>
-        <w:trPr>
-          <w:trHeight w:val="533" w:hRule="atLeast"/>
-        </w:trPr>
-        <w:tc>
-          <w:tcPr>
-            <w:tcW w:type="dxa" w:w="3553"/>
-            <w:vAlign w:val="center"/>
-            <w:tcMar>
-              <w:top w:w="70" w:type="dxa"/>
-              <w:start w:w="80" w:type="dxa"/>
-              <w:bottom w:w="70" w:type="dxa"/>
-              <w:end w:w="80" w:type="dxa"/>
-            </w:tcMar>
-            <w:shd w:fill="FFFDF7"/>
-          </w:tcPr>
-          <w:p>
-            <w:pPr>
-              <w:spacing w:after="0" w:line="269" w:lineRule="auto"/>
-              <w:jc w:val="center"/>
-            </w:pPr>
-            <w:r/>
-            <w:r>
-              <w:rPr>
-                <w:rFonts w:ascii="S-Core Dream" w:hAnsi="S-Core Dream" w:eastAsia="에스코어 드림"/>
-                <w:b w:val="0"/>
-                <w:color w:val="233A3E"/>
-                <w:sz w:val="13"/>
-              </w:rPr>
-              <w:t>음성으로 날씨 묻기</w:t>
-            </w:r>
-          </w:p>
-        </w:tc>
-        <w:tc>
-          <w:tcPr>
-            <w:tcW w:type="dxa" w:w="3553"/>
-            <w:vAlign w:val="center"/>
-            <w:tcMar>
-              <w:top w:w="70" w:type="dxa"/>
-              <w:start w:w="80" w:type="dxa"/>
-              <w:bottom w:w="70" w:type="dxa"/>
-              <w:end w:w="80" w:type="dxa"/>
-            </w:tcMar>
-            <w:shd w:fill="FFFDF7"/>
-          </w:tcPr>
-          <w:p>
-            <w:pPr>
-              <w:spacing w:after="0" w:line="269" w:lineRule="auto"/>
-              <w:jc w:val="center"/>
-            </w:pPr>
-            <w:r/>
-            <w:r>
-              <w:rPr>
-                <w:rFonts w:ascii="S-Core Dream" w:hAnsi="S-Core Dream" w:eastAsia="에스코어 드림"/>
-                <w:b/>
-                <w:color w:val="1F5D59"/>
-                <w:sz w:val="13"/>
-              </w:rPr>
-              <w:t>AI</w:t>
-            </w:r>
-          </w:p>
-        </w:tc>
-        <w:tc>
-          <w:tcPr>
-            <w:tcW w:type="dxa" w:w="3553"/>
-            <w:vAlign w:val="center"/>
-            <w:tcMar>
-              <w:top w:w="70" w:type="dxa"/>
-              <w:start w:w="80" w:type="dxa"/>
-              <w:bottom w:w="70" w:type="dxa"/>
-              <w:end w:w="80" w:type="dxa"/>
-            </w:tcMar>
-            <w:shd w:fill="FFFDF7"/>
-          </w:tcPr>
-          <w:p>
-            <w:pPr>
-              <w:spacing w:after="0" w:line="269" w:lineRule="auto"/>
-              <w:jc w:val="left"/>
-            </w:pPr>
-            <w:r/>
-            <w:r>
-              <w:rPr>
-                <w:rFonts w:ascii="S-Core Dream" w:hAnsi="S-Core Dream" w:eastAsia="에스코어 드림"/>
-                <w:b w:val="0"/>
-                <w:color w:val="233A3E"/>
-                <w:sz w:val="13"/>
-              </w:rPr>
-              <w:t>말소리의 특징을 살펴 뜻을 알아내고 정보를 찾는다.</w:t>
-            </w:r>
-          </w:p>
-        </w:tc>
-      </w:tr>
-      <w:tr>
-        <w:trPr>
-          <w:trHeight w:val="533" w:hRule="atLeast"/>
-        </w:trPr>
-        <w:tc>
-          <w:tcPr>
-            <w:tcW w:type="dxa" w:w="3553"/>
-            <w:vAlign w:val="center"/>
-            <w:tcMar>
-              <w:top w:w="70" w:type="dxa"/>
-              <w:start w:w="80" w:type="dxa"/>
-              <w:bottom w:w="70" w:type="dxa"/>
-              <w:end w:w="80" w:type="dxa"/>
-            </w:tcMar>
-          </w:tcPr>
-          <w:p>
-            <w:pPr>
-              <w:spacing w:after="0" w:line="269" w:lineRule="auto"/>
-              <w:jc w:val="center"/>
-            </w:pPr>
-            <w:r/>
-            <w:r>
-              <w:rPr>
-                <w:rFonts w:ascii="S-Core Dream" w:hAnsi="S-Core Dream" w:eastAsia="에스코어 드림"/>
-                <w:b w:val="0"/>
-                <w:color w:val="233A3E"/>
-                <w:sz w:val="13"/>
-              </w:rPr>
-              <w:t>얼굴 인식 잠금</w:t>
-            </w:r>
-          </w:p>
-        </w:tc>
-        <w:tc>
-          <w:tcPr>
-            <w:tcW w:type="dxa" w:w="3553"/>
-            <w:vAlign w:val="center"/>
-            <w:tcMar>
-              <w:top w:w="70" w:type="dxa"/>
-              <w:start w:w="80" w:type="dxa"/>
-              <w:bottom w:w="70" w:type="dxa"/>
-              <w:end w:w="80" w:type="dxa"/>
-            </w:tcMar>
-          </w:tcPr>
-          <w:p>
-            <w:pPr>
-              <w:spacing w:after="0" w:line="269" w:lineRule="auto"/>
-              <w:jc w:val="center"/>
-            </w:pPr>
-            <w:r/>
-            <w:r>
-              <w:rPr>
-                <w:rFonts w:ascii="S-Core Dream" w:hAnsi="S-Core Dream" w:eastAsia="에스코어 드림"/>
-                <w:b/>
-                <w:color w:val="1F5D59"/>
-                <w:sz w:val="13"/>
-              </w:rPr>
-              <w:t>AI</w:t>
-            </w:r>
-          </w:p>
-        </w:tc>
-        <w:tc>
-          <w:tcPr>
-            <w:tcW w:type="dxa" w:w="3553"/>
-            <w:vAlign w:val="center"/>
-            <w:tcMar>
-              <w:top w:w="70" w:type="dxa"/>
-              <w:start w:w="80" w:type="dxa"/>
-              <w:bottom w:w="70" w:type="dxa"/>
-              <w:end w:w="80" w:type="dxa"/>
-            </w:tcMar>
-          </w:tcPr>
-          <w:p>
-            <w:pPr>
-              <w:spacing w:after="0" w:line="269" w:lineRule="auto"/>
-              <w:jc w:val="left"/>
-            </w:pPr>
-            <w:r/>
-            <w:r>
-              <w:rPr>
-                <w:rFonts w:ascii="S-Core Dream" w:hAnsi="S-Core Dream" w:eastAsia="에스코어 드림"/>
-                <w:b w:val="0"/>
-                <w:color w:val="233A3E"/>
-                <w:sz w:val="13"/>
-              </w:rPr>
-              <w:t>등록한 얼굴과 현재 얼굴의 특징을 비교한다.</w:t>
-            </w:r>
-          </w:p>
-        </w:tc>
-      </w:tr>
-      <w:tr>
-        <w:trPr>
-          <w:trHeight w:val="533" w:hRule="atLeast"/>
-        </w:trPr>
-        <w:tc>
-          <w:tcPr>
-            <w:tcW w:type="dxa" w:w="3553"/>
-            <w:vAlign w:val="center"/>
-            <w:tcMar>
-              <w:top w:w="70" w:type="dxa"/>
-              <w:start w:w="80" w:type="dxa"/>
-              <w:bottom w:w="70" w:type="dxa"/>
-              <w:end w:w="80" w:type="dxa"/>
-            </w:tcMar>
-            <w:shd w:fill="FFFDF7"/>
-          </w:tcPr>
-          <w:p>
-            <w:pPr>
-              <w:spacing w:after="0" w:line="269" w:lineRule="auto"/>
-              <w:jc w:val="center"/>
-            </w:pPr>
-            <w:r/>
-            <w:r>
-              <w:rPr>
-                <w:rFonts w:ascii="S-Core Dream" w:hAnsi="S-Core Dream" w:eastAsia="에스코어 드림"/>
-                <w:b w:val="0"/>
-                <w:color w:val="233A3E"/>
-                <w:sz w:val="13"/>
-              </w:rPr>
-              <w:t>전등 스위치</w:t>
-            </w:r>
-          </w:p>
-        </w:tc>
-        <w:tc>
-          <w:tcPr>
-            <w:tcW w:type="dxa" w:w="3553"/>
-            <w:vAlign w:val="center"/>
-            <w:tcMar>
-              <w:top w:w="70" w:type="dxa"/>
-              <w:start w:w="80" w:type="dxa"/>
-              <w:bottom w:w="70" w:type="dxa"/>
-              <w:end w:w="80" w:type="dxa"/>
-            </w:tcMar>
-            <w:shd w:fill="FFFDF7"/>
-          </w:tcPr>
-          <w:p>
-            <w:pPr>
-              <w:spacing w:after="0" w:line="269" w:lineRule="auto"/>
-              <w:jc w:val="center"/>
-            </w:pPr>
-            <w:r/>
-            <w:r>
-              <w:rPr>
-                <w:rFonts w:ascii="S-Core Dream" w:hAnsi="S-Core Dream" w:eastAsia="에스코어 드림"/>
-                <w:b/>
-                <w:color w:val="1F5D59"/>
-                <w:sz w:val="13"/>
-              </w:rPr>
-              <w:t>AI 아님</w:t>
-            </w:r>
-          </w:p>
-        </w:tc>
-        <w:tc>
-          <w:tcPr>
-            <w:tcW w:type="dxa" w:w="3553"/>
-            <w:vAlign w:val="center"/>
-            <w:tcMar>
-              <w:top w:w="70" w:type="dxa"/>
-              <w:start w:w="80" w:type="dxa"/>
-              <w:bottom w:w="70" w:type="dxa"/>
-              <w:end w:w="80" w:type="dxa"/>
-            </w:tcMar>
-            <w:shd w:fill="FFFDF7"/>
-          </w:tcPr>
-          <w:p>
-            <w:pPr>
-              <w:spacing w:after="0" w:line="269" w:lineRule="auto"/>
-              <w:jc w:val="left"/>
-            </w:pPr>
-            <w:r/>
-            <w:r>
-              <w:rPr>
-                <w:rFonts w:ascii="S-Core Dream" w:hAnsi="S-Core Dream" w:eastAsia="에스코어 드림"/>
-                <w:b w:val="0"/>
-                <w:color w:val="233A3E"/>
-                <w:sz w:val="13"/>
-              </w:rPr>
-              <w:t>사람이 누른 정해진 동작을 수행한다.</w:t>
-            </w:r>
-          </w:p>
-        </w:tc>
-      </w:tr>
-      <w:tr>
-        <w:trPr>
-          <w:trHeight w:val="533" w:hRule="atLeast"/>
-        </w:trPr>
-        <w:tc>
-          <w:tcPr>
-            <w:tcW w:type="dxa" w:w="3553"/>
-            <w:vAlign w:val="center"/>
-            <w:tcMar>
-              <w:top w:w="70" w:type="dxa"/>
-              <w:start w:w="80" w:type="dxa"/>
-              <w:bottom w:w="70" w:type="dxa"/>
-              <w:end w:w="80" w:type="dxa"/>
-            </w:tcMar>
-          </w:tcPr>
-          <w:p>
-            <w:pPr>
-              <w:spacing w:after="0" w:line="269" w:lineRule="auto"/>
-              <w:jc w:val="center"/>
-            </w:pPr>
-            <w:r/>
-            <w:r>
-              <w:rPr>
-                <w:rFonts w:ascii="S-Core Dream" w:hAnsi="S-Core Dream" w:eastAsia="에스코어 드림"/>
-                <w:b w:val="0"/>
-                <w:color w:val="233A3E"/>
-                <w:sz w:val="13"/>
-              </w:rPr>
-              <w:t>자로 길이 재기</w:t>
-            </w:r>
-          </w:p>
-        </w:tc>
-        <w:tc>
-          <w:tcPr>
-            <w:tcW w:type="dxa" w:w="3553"/>
-            <w:vAlign w:val="center"/>
-            <w:tcMar>
-              <w:top w:w="70" w:type="dxa"/>
-              <w:start w:w="80" w:type="dxa"/>
-              <w:bottom w:w="70" w:type="dxa"/>
-              <w:end w:w="80" w:type="dxa"/>
-            </w:tcMar>
-          </w:tcPr>
-          <w:p>
-            <w:pPr>
-              <w:spacing w:after="0" w:line="269" w:lineRule="auto"/>
-              <w:jc w:val="center"/>
-            </w:pPr>
-            <w:r/>
-            <w:r>
-              <w:rPr>
-                <w:rFonts w:ascii="S-Core Dream" w:hAnsi="S-Core Dream" w:eastAsia="에스코어 드림"/>
-                <w:b/>
-                <w:color w:val="1F5D59"/>
-                <w:sz w:val="13"/>
-              </w:rPr>
-              <w:t>AI 아님</w:t>
-            </w:r>
-          </w:p>
-        </w:tc>
-        <w:tc>
-          <w:tcPr>
-            <w:tcW w:type="dxa" w:w="3553"/>
-            <w:vAlign w:val="center"/>
-            <w:tcMar>
-              <w:top w:w="70" w:type="dxa"/>
-              <w:start w:w="80" w:type="dxa"/>
-              <w:bottom w:w="70" w:type="dxa"/>
-              <w:end w:w="80" w:type="dxa"/>
-            </w:tcMar>
-          </w:tcPr>
-          <w:p>
-            <w:pPr>
-              <w:spacing w:after="0" w:line="269" w:lineRule="auto"/>
-              <w:jc w:val="left"/>
-            </w:pPr>
-            <w:r/>
-            <w:r>
-              <w:rPr>
-                <w:rFonts w:ascii="S-Core Dream" w:hAnsi="S-Core Dream" w:eastAsia="에스코어 드림"/>
-                <w:b w:val="0"/>
-                <w:color w:val="233A3E"/>
-                <w:sz w:val="13"/>
-              </w:rPr>
-              <w:t>사람이 도구의 눈금을 직접 읽는다.</w:t>
-            </w:r>
-          </w:p>
-        </w:tc>
-      </w:tr>
-      <w:tr>
-        <w:trPr>
-          <w:trHeight w:val="533" w:hRule="atLeast"/>
-        </w:trPr>
-        <w:tc>
-          <w:tcPr>
-            <w:tcW w:type="dxa" w:w="3553"/>
-            <w:vAlign w:val="center"/>
-            <w:tcMar>
-              <w:top w:w="70" w:type="dxa"/>
-              <w:start w:w="80" w:type="dxa"/>
-              <w:bottom w:w="70" w:type="dxa"/>
-              <w:end w:w="80" w:type="dxa"/>
-            </w:tcMar>
-            <w:shd w:fill="FFFDF7"/>
-          </w:tcPr>
-          <w:p>
-            <w:pPr>
-              <w:spacing w:after="0" w:line="269" w:lineRule="auto"/>
-              <w:jc w:val="center"/>
-            </w:pPr>
-            <w:r/>
-            <w:r>
-              <w:rPr>
-                <w:rFonts w:ascii="S-Core Dream" w:hAnsi="S-Core Dream" w:eastAsia="에스코어 드림"/>
-                <w:b w:val="0"/>
-                <w:color w:val="233A3E"/>
-                <w:sz w:val="13"/>
-              </w:rPr>
-              <w:t>자동 번역</w:t>
-            </w:r>
-          </w:p>
-        </w:tc>
-        <w:tc>
-          <w:tcPr>
-            <w:tcW w:type="dxa" w:w="3553"/>
-            <w:vAlign w:val="center"/>
-            <w:tcMar>
-              <w:top w:w="70" w:type="dxa"/>
-              <w:start w:w="80" w:type="dxa"/>
-              <w:bottom w:w="70" w:type="dxa"/>
-              <w:end w:w="80" w:type="dxa"/>
-            </w:tcMar>
-            <w:shd w:fill="FFFDF7"/>
-          </w:tcPr>
-          <w:p>
-            <w:pPr>
-              <w:spacing w:after="0" w:line="269" w:lineRule="auto"/>
-              <w:jc w:val="center"/>
-            </w:pPr>
-            <w:r/>
-            <w:r>
-              <w:rPr>
-                <w:rFonts w:ascii="S-Core Dream" w:hAnsi="S-Core Dream" w:eastAsia="에스코어 드림"/>
-                <w:b/>
-                <w:color w:val="1F5D59"/>
-                <w:sz w:val="13"/>
-              </w:rPr>
-              <w:t>AI</w:t>
-            </w:r>
-          </w:p>
-        </w:tc>
-        <w:tc>
-          <w:tcPr>
-            <w:tcW w:type="dxa" w:w="3553"/>
-            <w:vAlign w:val="center"/>
-            <w:tcMar>
-              <w:top w:w="70" w:type="dxa"/>
-              <w:start w:w="80" w:type="dxa"/>
-              <w:bottom w:w="70" w:type="dxa"/>
-              <w:end w:w="80" w:type="dxa"/>
-            </w:tcMar>
-            <w:shd w:fill="FFFDF7"/>
-          </w:tcPr>
-          <w:p>
-            <w:pPr>
-              <w:spacing w:after="0" w:line="269" w:lineRule="auto"/>
-              <w:jc w:val="left"/>
-            </w:pPr>
-            <w:r/>
-            <w:r>
-              <w:rPr>
-                <w:rFonts w:ascii="S-Core Dream" w:hAnsi="S-Core Dream" w:eastAsia="에스코어 드림"/>
-                <w:b w:val="0"/>
-                <w:color w:val="233A3E"/>
-                <w:sz w:val="13"/>
-              </w:rPr>
-              <w:t>많은 문장 자료에서 언어 관계를 학습해 표현을 제안한다.</w:t>
-            </w:r>
-          </w:p>
-        </w:tc>
-      </w:tr>
-    </w:tbl>
-    <w:p>
-      <w:pPr>
-        <w:spacing w:before="60" w:after="30"/>
-      </w:pPr>
-      <w:r>
-        <w:rPr>
-          <w:rFonts w:ascii="S-Core Dream" w:hAnsi="S-Core Dream" w:eastAsia="에스코어 드림"/>
-          <w:b/>
-          <w:color w:val="1F5D59"/>
-          <w:sz w:val="18"/>
-        </w:rPr>
-        <w:t xml:space="preserve">2  </w:t>
-      </w:r>
-      <w:r>
-        <w:rPr>
-          <w:rFonts w:ascii="S-Core Dream" w:hAnsi="S-Core Dream" w:eastAsia="에스코어 드림"/>
-          <w:b/>
-          <w:color w:val="233A3E"/>
-          <w:sz w:val="18"/>
-        </w:rPr>
-        <w:t>상상 그림</w:t>
-      </w:r>
-    </w:p>
-    <w:tbl>
-      <w:tblPr>
-        <w:tblW w:type="auto" w:w="0"/>
-        <w:tblLook w:firstColumn="1" w:firstRow="1" w:lastColumn="0" w:lastRow="0" w:noHBand="0" w:noVBand="1" w:val="04A0"/>
-        <w:tblBorders>
-          <w:top w:val="single" w:sz="4" w:space="0" w:color="AFC0B9"/>
-          <w:left w:val="single" w:sz="4" w:space="0" w:color="AFC0B9"/>
-          <w:bottom w:val="single" w:sz="4" w:space="0" w:color="AFC0B9"/>
-          <w:right w:val="single" w:sz="4" w:space="0" w:color="AFC0B9"/>
-          <w:insideH w:val="single" w:sz="4" w:space="0" w:color="AFC0B9"/>
-          <w:insideV w:val="single" w:sz="4" w:space="0" w:color="AFC0B9"/>
-        </w:tblBorders>
-      </w:tblPr>
-      <w:tblGrid>
-        <w:gridCol w:w="10658"/>
-      </w:tblGrid>
-      <w:tr>
-        <w:trPr>
-          <w:trHeight w:val="964" w:hRule="atLeast"/>
-        </w:trPr>
-        <w:tc>
-          <w:tcPr>
-            <w:tcW w:type="dxa" w:w="10658"/>
-            <w:vAlign w:val="center"/>
-            <w:tcMar>
-              <w:top w:w="70" w:type="dxa"/>
-              <w:start w:w="80" w:type="dxa"/>
-              <w:bottom w:w="70" w:type="dxa"/>
-              <w:end w:w="80" w:type="dxa"/>
-            </w:tcMar>
-            <w:shd w:fill="FFFDF7"/>
-          </w:tcPr>
-          <w:p>
-            <w:pPr>
-              <w:spacing w:after="0" w:line="269" w:lineRule="auto"/>
-              <w:jc w:val="left"/>
-            </w:pPr>
-            <w:r/>
-            <w:r>
-              <w:rPr>
-                <w:rFonts w:ascii="S-Core Dream" w:hAnsi="S-Core Dream" w:eastAsia="에스코어 드림"/>
-                <w:b w:val="0"/>
-                <w:color w:val="233A3E"/>
-                <w:sz w:val="14"/>
-              </w:rPr>
-              <w:t>정답 없음. 같은 문장을 읽어도 학생의 경험과 기억에 따라 표정, 시간, 분위기, 비의 모습이 달라질 수 있다.</w:t>
-              <w:br/>
-              <w:t>추가 발문: “왜 그 시간과 표정을 떠올렸나요?”</w:t>
-            </w:r>
-          </w:p>
-        </w:tc>
-      </w:tr>
-    </w:tbl>
-    <w:p>
-      <w:pPr>
-        <w:spacing w:before="60" w:after="30"/>
-      </w:pPr>
-      <w:r>
-        <w:rPr>
-          <w:rFonts w:ascii="S-Core Dream" w:hAnsi="S-Core Dream" w:eastAsia="에스코어 드림"/>
-          <w:b/>
-          <w:color w:val="1F5D59"/>
-          <w:sz w:val="18"/>
-        </w:rPr>
-        <w:t xml:space="preserve">3  </w:t>
-      </w:r>
-      <w:r>
-        <w:rPr>
-          <w:rFonts w:ascii="S-Core Dream" w:hAnsi="S-Core Dream" w:eastAsia="에스코어 드림"/>
-          <w:b/>
-          <w:color w:val="233A3E"/>
-          <w:sz w:val="18"/>
-        </w:rPr>
-        <w:t>그림 비교</w:t>
-      </w:r>
-    </w:p>
-    <w:tbl>
-      <w:tblPr>
-        <w:tblW w:type="auto" w:w="0"/>
-        <w:tblLook w:firstColumn="1" w:firstRow="1" w:lastColumn="0" w:lastRow="0" w:noHBand="0" w:noVBand="1" w:val="04A0"/>
-        <w:tblBorders>
-          <w:top w:val="single" w:sz="4" w:space="0" w:color="AFC0B9"/>
-          <w:left w:val="single" w:sz="4" w:space="0" w:color="AFC0B9"/>
-          <w:bottom w:val="single" w:sz="4" w:space="0" w:color="AFC0B9"/>
-          <w:right w:val="single" w:sz="4" w:space="0" w:color="AFC0B9"/>
-          <w:insideH w:val="single" w:sz="4" w:space="0" w:color="AFC0B9"/>
-          <w:insideV w:val="single" w:sz="4" w:space="0" w:color="AFC0B9"/>
-        </w:tblBorders>
-      </w:tblPr>
-      <w:tblGrid>
-        <w:gridCol w:w="5329"/>
-        <w:gridCol w:w="5329"/>
-      </w:tblGrid>
-      <w:tr>
-        <w:tc>
-          <w:tcPr>
-            <w:tcW w:type="dxa" w:w="5329"/>
-            <w:vAlign w:val="center"/>
-            <w:tcMar>
-              <w:top w:w="70" w:type="dxa"/>
-              <w:start w:w="80" w:type="dxa"/>
-              <w:bottom w:w="70" w:type="dxa"/>
-              <w:end w:w="80" w:type="dxa"/>
-            </w:tcMar>
-            <w:shd w:fill="E4EFEA"/>
-          </w:tcPr>
-          <w:p>
-            <w:pPr>
-              <w:spacing w:after="0" w:line="269" w:lineRule="auto"/>
-              <w:jc w:val="center"/>
-            </w:pPr>
-            <w:r/>
-            <w:r>
-              <w:rPr>
-                <w:rFonts w:ascii="S-Core Dream" w:hAnsi="S-Core Dream" w:eastAsia="에스코어 드림"/>
-                <w:b/>
-                <w:color w:val="154541"/>
-                <w:sz w:val="14"/>
-              </w:rPr>
-              <w:t>같았던 점 예시</w:t>
+              <w:t>기능</w:t>
             </w:r>
           </w:p>
         </w:tc>
@@ -942,18 +223,18 @@
                 <w:color w:val="154541"/>
                 <w:sz w:val="14"/>
               </w:rPr>
-              <w:t>달랐던 점 예시</w:t>
+              <w:t>판단 근거</w:t>
             </w:r>
           </w:p>
         </w:tc>
       </w:tr>
       <w:tr>
         <w:trPr>
-          <w:trHeight w:val="1020" w:hRule="atLeast"/>
+          <w:trHeight w:val="459" w:hRule="atLeast"/>
         </w:trPr>
         <w:tc>
           <w:tcPr>
-            <w:tcW w:type="dxa" w:w="5329"/>
+            <w:tcW w:type="dxa" w:w="3288"/>
             <w:vAlign w:val="center"/>
             <w:tcMar>
               <w:top w:w="70" w:type="dxa"/>
@@ -965,7 +246,7 @@
           <w:p>
             <w:pPr>
               <w:spacing w:after="0" w:line="269" w:lineRule="auto"/>
-              <w:jc w:val="left"/>
+              <w:jc w:val="center"/>
             </w:pPr>
             <w:r/>
             <w:r>
@@ -973,9 +254,37 @@
                 <w:rFonts w:ascii="S-Core Dream" w:hAnsi="S-Core Dream" w:eastAsia="에스코어 드림"/>
                 <w:b w:val="0"/>
                 <w:color w:val="233A3E"/>
-                <w:sz w:val="14"/>
+                <w:sz w:val="13"/>
               </w:rPr>
-              <w:t>빨간 우산, 아이, 비, 골목길처럼 문장에 직접 제시된 요소</w:t>
+              <w:t>좋아할 영상 골라 주기</w:t>
+            </w:r>
+          </w:p>
+        </w:tc>
+        <w:tc>
+          <w:tcPr>
+            <w:tcW w:type="dxa" w:w="1701"/>
+            <w:vAlign w:val="center"/>
+            <w:tcMar>
+              <w:top w:w="70" w:type="dxa"/>
+              <w:start w:w="80" w:type="dxa"/>
+              <w:bottom w:w="70" w:type="dxa"/>
+              <w:end w:w="80" w:type="dxa"/>
+            </w:tcMar>
+          </w:tcPr>
+          <w:p>
+            <w:pPr>
+              <w:spacing w:after="0" w:line="269" w:lineRule="auto"/>
+              <w:jc w:val="center"/>
+            </w:pPr>
+            <w:r/>
+            <w:r>
+              <w:rPr>
+                <w:rFonts w:ascii="S-Core Dream" w:hAnsi="S-Core Dream" w:eastAsia="에스코어 드림"/>
+                <w:b/>
+                <w:color w:val="1F5D59"/>
+                <w:sz w:val="13"/>
+              </w:rPr>
+              <w:t>추천</w:t>
             </w:r>
           </w:p>
         </w:tc>
@@ -1001,25 +310,649 @@
                 <w:rFonts w:ascii="S-Core Dream" w:hAnsi="S-Core Dream" w:eastAsia="에스코어 드림"/>
                 <w:b w:val="0"/>
                 <w:color w:val="233A3E"/>
-                <w:sz w:val="14"/>
+                <w:sz w:val="13"/>
               </w:rPr>
-              <w:t>시간대, 아이의 표정, 골목 색감, 비의 세기, 소품처럼 문장에 없던 요소</w:t>
+              <w:t>시청 기록과 반응에서 비슷한 특징을 찾아 고른다.</w:t>
+            </w:r>
+          </w:p>
+        </w:tc>
+      </w:tr>
+      <w:tr>
+        <w:trPr>
+          <w:trHeight w:val="459" w:hRule="atLeast"/>
+        </w:trPr>
+        <w:tc>
+          <w:tcPr>
+            <w:tcW w:type="dxa" w:w="3288"/>
+            <w:vAlign w:val="center"/>
+            <w:tcMar>
+              <w:top w:w="70" w:type="dxa"/>
+              <w:start w:w="80" w:type="dxa"/>
+              <w:bottom w:w="70" w:type="dxa"/>
+              <w:end w:w="80" w:type="dxa"/>
+            </w:tcMar>
+            <w:shd w:fill="FFFDF7"/>
+          </w:tcPr>
+          <w:p>
+            <w:pPr>
+              <w:spacing w:after="0" w:line="269" w:lineRule="auto"/>
+              <w:jc w:val="center"/>
+            </w:pPr>
+            <w:r/>
+            <w:r>
+              <w:rPr>
+                <w:rFonts w:ascii="S-Core Dream" w:hAnsi="S-Core Dream" w:eastAsia="에스코어 드림"/>
+                <w:b w:val="0"/>
+                <w:color w:val="233A3E"/>
+                <w:sz w:val="13"/>
+              </w:rPr>
+              <w:t>다음에 읽을 책 골라 주기</w:t>
+            </w:r>
+          </w:p>
+        </w:tc>
+        <w:tc>
+          <w:tcPr>
+            <w:tcW w:type="dxa" w:w="1701"/>
+            <w:vAlign w:val="center"/>
+            <w:tcMar>
+              <w:top w:w="70" w:type="dxa"/>
+              <w:start w:w="80" w:type="dxa"/>
+              <w:bottom w:w="70" w:type="dxa"/>
+              <w:end w:w="80" w:type="dxa"/>
+            </w:tcMar>
+            <w:shd w:fill="FFFDF7"/>
+          </w:tcPr>
+          <w:p>
+            <w:pPr>
+              <w:spacing w:after="0" w:line="269" w:lineRule="auto"/>
+              <w:jc w:val="center"/>
+            </w:pPr>
+            <w:r/>
+            <w:r>
+              <w:rPr>
+                <w:rFonts w:ascii="S-Core Dream" w:hAnsi="S-Core Dream" w:eastAsia="에스코어 드림"/>
+                <w:b/>
+                <w:color w:val="1F5D59"/>
+                <w:sz w:val="13"/>
+              </w:rPr>
+              <w:t>추천</w:t>
+            </w:r>
+          </w:p>
+        </w:tc>
+        <w:tc>
+          <w:tcPr>
+            <w:tcW w:type="dxa" w:w="5329"/>
+            <w:vAlign w:val="center"/>
+            <w:tcMar>
+              <w:top w:w="70" w:type="dxa"/>
+              <w:start w:w="80" w:type="dxa"/>
+              <w:bottom w:w="70" w:type="dxa"/>
+              <w:end w:w="80" w:type="dxa"/>
+            </w:tcMar>
+            <w:shd w:fill="FFFDF7"/>
+          </w:tcPr>
+          <w:p>
+            <w:pPr>
+              <w:spacing w:after="0" w:line="269" w:lineRule="auto"/>
+              <w:jc w:val="left"/>
+            </w:pPr>
+            <w:r/>
+            <w:r>
+              <w:rPr>
+                <w:rFonts w:ascii="S-Core Dream" w:hAnsi="S-Core Dream" w:eastAsia="에스코어 드림"/>
+                <w:b w:val="0"/>
+                <w:color w:val="233A3E"/>
+                <w:sz w:val="13"/>
+              </w:rPr>
+              <w:t>읽은 책과 관심 주제의 관계를 살펴 알맞은 책을 고른다.</w:t>
+            </w:r>
+          </w:p>
+        </w:tc>
+      </w:tr>
+      <w:tr>
+        <w:trPr>
+          <w:trHeight w:val="459" w:hRule="atLeast"/>
+        </w:trPr>
+        <w:tc>
+          <w:tcPr>
+            <w:tcW w:type="dxa" w:w="3288"/>
+            <w:vAlign w:val="center"/>
+            <w:tcMar>
+              <w:top w:w="70" w:type="dxa"/>
+              <w:start w:w="80" w:type="dxa"/>
+              <w:bottom w:w="70" w:type="dxa"/>
+              <w:end w:w="80" w:type="dxa"/>
+            </w:tcMar>
+          </w:tcPr>
+          <w:p>
+            <w:pPr>
+              <w:spacing w:after="0" w:line="269" w:lineRule="auto"/>
+              <w:jc w:val="center"/>
+            </w:pPr>
+            <w:r/>
+            <w:r>
+              <w:rPr>
+                <w:rFonts w:ascii="S-Core Dream" w:hAnsi="S-Core Dream" w:eastAsia="에스코어 드림"/>
+                <w:b w:val="0"/>
+                <w:color w:val="233A3E"/>
+                <w:sz w:val="13"/>
+              </w:rPr>
+              <w:t>얼굴을 알아보고 잠금 풀기</w:t>
+            </w:r>
+          </w:p>
+        </w:tc>
+        <w:tc>
+          <w:tcPr>
+            <w:tcW w:type="dxa" w:w="1701"/>
+            <w:vAlign w:val="center"/>
+            <w:tcMar>
+              <w:top w:w="70" w:type="dxa"/>
+              <w:start w:w="80" w:type="dxa"/>
+              <w:bottom w:w="70" w:type="dxa"/>
+              <w:end w:w="80" w:type="dxa"/>
+            </w:tcMar>
+          </w:tcPr>
+          <w:p>
+            <w:pPr>
+              <w:spacing w:after="0" w:line="269" w:lineRule="auto"/>
+              <w:jc w:val="center"/>
+            </w:pPr>
+            <w:r/>
+            <w:r>
+              <w:rPr>
+                <w:rFonts w:ascii="S-Core Dream" w:hAnsi="S-Core Dream" w:eastAsia="에스코어 드림"/>
+                <w:b/>
+                <w:color w:val="1F5D59"/>
+                <w:sz w:val="13"/>
+              </w:rPr>
+              <w:t>인식</w:t>
+            </w:r>
+          </w:p>
+        </w:tc>
+        <w:tc>
+          <w:tcPr>
+            <w:tcW w:type="dxa" w:w="5329"/>
+            <w:vAlign w:val="center"/>
+            <w:tcMar>
+              <w:top w:w="70" w:type="dxa"/>
+              <w:start w:w="80" w:type="dxa"/>
+              <w:bottom w:w="70" w:type="dxa"/>
+              <w:end w:w="80" w:type="dxa"/>
+            </w:tcMar>
+          </w:tcPr>
+          <w:p>
+            <w:pPr>
+              <w:spacing w:after="0" w:line="269" w:lineRule="auto"/>
+              <w:jc w:val="left"/>
+            </w:pPr>
+            <w:r/>
+            <w:r>
+              <w:rPr>
+                <w:rFonts w:ascii="S-Core Dream" w:hAnsi="S-Core Dream" w:eastAsia="에스코어 드림"/>
+                <w:b w:val="0"/>
+                <w:color w:val="233A3E"/>
+                <w:sz w:val="13"/>
+              </w:rPr>
+              <w:t>등록된 얼굴과 현재 얼굴의 특징을 비교해 알아본다.</w:t>
+            </w:r>
+          </w:p>
+        </w:tc>
+      </w:tr>
+      <w:tr>
+        <w:trPr>
+          <w:trHeight w:val="459" w:hRule="atLeast"/>
+        </w:trPr>
+        <w:tc>
+          <w:tcPr>
+            <w:tcW w:type="dxa" w:w="3288"/>
+            <w:vAlign w:val="center"/>
+            <w:tcMar>
+              <w:top w:w="70" w:type="dxa"/>
+              <w:start w:w="80" w:type="dxa"/>
+              <w:bottom w:w="70" w:type="dxa"/>
+              <w:end w:w="80" w:type="dxa"/>
+            </w:tcMar>
+            <w:shd w:fill="FFFDF7"/>
+          </w:tcPr>
+          <w:p>
+            <w:pPr>
+              <w:spacing w:after="0" w:line="269" w:lineRule="auto"/>
+              <w:jc w:val="center"/>
+            </w:pPr>
+            <w:r/>
+            <w:r>
+              <w:rPr>
+                <w:rFonts w:ascii="S-Core Dream" w:hAnsi="S-Core Dream" w:eastAsia="에스코어 드림"/>
+                <w:b w:val="0"/>
+                <w:color w:val="233A3E"/>
+                <w:sz w:val="13"/>
+              </w:rPr>
+              <w:t>말소리를 글자로 바꾸기</w:t>
+            </w:r>
+          </w:p>
+        </w:tc>
+        <w:tc>
+          <w:tcPr>
+            <w:tcW w:type="dxa" w:w="1701"/>
+            <w:vAlign w:val="center"/>
+            <w:tcMar>
+              <w:top w:w="70" w:type="dxa"/>
+              <w:start w:w="80" w:type="dxa"/>
+              <w:bottom w:w="70" w:type="dxa"/>
+              <w:end w:w="80" w:type="dxa"/>
+            </w:tcMar>
+            <w:shd w:fill="FFFDF7"/>
+          </w:tcPr>
+          <w:p>
+            <w:pPr>
+              <w:spacing w:after="0" w:line="269" w:lineRule="auto"/>
+              <w:jc w:val="center"/>
+            </w:pPr>
+            <w:r/>
+            <w:r>
+              <w:rPr>
+                <w:rFonts w:ascii="S-Core Dream" w:hAnsi="S-Core Dream" w:eastAsia="에스코어 드림"/>
+                <w:b/>
+                <w:color w:val="1F5D59"/>
+                <w:sz w:val="13"/>
+              </w:rPr>
+              <w:t>인식</w:t>
+            </w:r>
+          </w:p>
+        </w:tc>
+        <w:tc>
+          <w:tcPr>
+            <w:tcW w:type="dxa" w:w="5329"/>
+            <w:vAlign w:val="center"/>
+            <w:tcMar>
+              <w:top w:w="70" w:type="dxa"/>
+              <w:start w:w="80" w:type="dxa"/>
+              <w:bottom w:w="70" w:type="dxa"/>
+              <w:end w:w="80" w:type="dxa"/>
+            </w:tcMar>
+            <w:shd w:fill="FFFDF7"/>
+          </w:tcPr>
+          <w:p>
+            <w:pPr>
+              <w:spacing w:after="0" w:line="269" w:lineRule="auto"/>
+              <w:jc w:val="left"/>
+            </w:pPr>
+            <w:r/>
+            <w:r>
+              <w:rPr>
+                <w:rFonts w:ascii="S-Core Dream" w:hAnsi="S-Core Dream" w:eastAsia="에스코어 드림"/>
+                <w:b w:val="0"/>
+                <w:color w:val="233A3E"/>
+                <w:sz w:val="13"/>
+              </w:rPr>
+              <w:t>말소리의 특징을 알아보고 알맞은 글자로 바꾼다.</w:t>
+            </w:r>
+          </w:p>
+        </w:tc>
+      </w:tr>
+      <w:tr>
+        <w:trPr>
+          <w:trHeight w:val="459" w:hRule="atLeast"/>
+        </w:trPr>
+        <w:tc>
+          <w:tcPr>
+            <w:tcW w:type="dxa" w:w="3288"/>
+            <w:vAlign w:val="center"/>
+            <w:tcMar>
+              <w:top w:w="70" w:type="dxa"/>
+              <w:start w:w="80" w:type="dxa"/>
+              <w:bottom w:w="70" w:type="dxa"/>
+              <w:end w:w="80" w:type="dxa"/>
+            </w:tcMar>
+          </w:tcPr>
+          <w:p>
+            <w:pPr>
+              <w:spacing w:after="0" w:line="269" w:lineRule="auto"/>
+              <w:jc w:val="center"/>
+            </w:pPr>
+            <w:r/>
+            <w:r>
+              <w:rPr>
+                <w:rFonts w:ascii="S-Core Dream" w:hAnsi="S-Core Dream" w:eastAsia="에스코어 드림"/>
+                <w:b w:val="0"/>
+                <w:color w:val="233A3E"/>
+                <w:sz w:val="13"/>
+              </w:rPr>
+              <w:t>사진을 동물·식물로 나누기</w:t>
+            </w:r>
+          </w:p>
+        </w:tc>
+        <w:tc>
+          <w:tcPr>
+            <w:tcW w:type="dxa" w:w="1701"/>
+            <w:vAlign w:val="center"/>
+            <w:tcMar>
+              <w:top w:w="70" w:type="dxa"/>
+              <w:start w:w="80" w:type="dxa"/>
+              <w:bottom w:w="70" w:type="dxa"/>
+              <w:end w:w="80" w:type="dxa"/>
+            </w:tcMar>
+          </w:tcPr>
+          <w:p>
+            <w:pPr>
+              <w:spacing w:after="0" w:line="269" w:lineRule="auto"/>
+              <w:jc w:val="center"/>
+            </w:pPr>
+            <w:r/>
+            <w:r>
+              <w:rPr>
+                <w:rFonts w:ascii="S-Core Dream" w:hAnsi="S-Core Dream" w:eastAsia="에스코어 드림"/>
+                <w:b/>
+                <w:color w:val="1F5D59"/>
+                <w:sz w:val="13"/>
+              </w:rPr>
+              <w:t>분류</w:t>
+            </w:r>
+          </w:p>
+        </w:tc>
+        <w:tc>
+          <w:tcPr>
+            <w:tcW w:type="dxa" w:w="5329"/>
+            <w:vAlign w:val="center"/>
+            <w:tcMar>
+              <w:top w:w="70" w:type="dxa"/>
+              <w:start w:w="80" w:type="dxa"/>
+              <w:bottom w:w="70" w:type="dxa"/>
+              <w:end w:w="80" w:type="dxa"/>
+            </w:tcMar>
+          </w:tcPr>
+          <w:p>
+            <w:pPr>
+              <w:spacing w:after="0" w:line="269" w:lineRule="auto"/>
+              <w:jc w:val="left"/>
+            </w:pPr>
+            <w:r/>
+            <w:r>
+              <w:rPr>
+                <w:rFonts w:ascii="S-Core Dream" w:hAnsi="S-Core Dream" w:eastAsia="에스코어 드림"/>
+                <w:b w:val="0"/>
+                <w:color w:val="233A3E"/>
+                <w:sz w:val="13"/>
+              </w:rPr>
+              <w:t>사진의 특징을 찾아 알맞은 모둠으로 나눈다.</w:t>
+            </w:r>
+          </w:p>
+        </w:tc>
+      </w:tr>
+      <w:tr>
+        <w:trPr>
+          <w:trHeight w:val="459" w:hRule="atLeast"/>
+        </w:trPr>
+        <w:tc>
+          <w:tcPr>
+            <w:tcW w:type="dxa" w:w="3288"/>
+            <w:vAlign w:val="center"/>
+            <w:tcMar>
+              <w:top w:w="70" w:type="dxa"/>
+              <w:start w:w="80" w:type="dxa"/>
+              <w:bottom w:w="70" w:type="dxa"/>
+              <w:end w:w="80" w:type="dxa"/>
+            </w:tcMar>
+            <w:shd w:fill="FFFDF7"/>
+          </w:tcPr>
+          <w:p>
+            <w:pPr>
+              <w:spacing w:after="0" w:line="269" w:lineRule="auto"/>
+              <w:jc w:val="center"/>
+            </w:pPr>
+            <w:r/>
+            <w:r>
+              <w:rPr>
+                <w:rFonts w:ascii="S-Core Dream" w:hAnsi="S-Core Dream" w:eastAsia="에스코어 드림"/>
+                <w:b w:val="0"/>
+                <w:color w:val="233A3E"/>
+                <w:sz w:val="13"/>
+              </w:rPr>
+              <w:t>스팸 메일 가려내기</w:t>
+            </w:r>
+          </w:p>
+        </w:tc>
+        <w:tc>
+          <w:tcPr>
+            <w:tcW w:type="dxa" w:w="1701"/>
+            <w:vAlign w:val="center"/>
+            <w:tcMar>
+              <w:top w:w="70" w:type="dxa"/>
+              <w:start w:w="80" w:type="dxa"/>
+              <w:bottom w:w="70" w:type="dxa"/>
+              <w:end w:w="80" w:type="dxa"/>
+            </w:tcMar>
+            <w:shd w:fill="FFFDF7"/>
+          </w:tcPr>
+          <w:p>
+            <w:pPr>
+              <w:spacing w:after="0" w:line="269" w:lineRule="auto"/>
+              <w:jc w:val="center"/>
+            </w:pPr>
+            <w:r/>
+            <w:r>
+              <w:rPr>
+                <w:rFonts w:ascii="S-Core Dream" w:hAnsi="S-Core Dream" w:eastAsia="에스코어 드림"/>
+                <w:b/>
+                <w:color w:val="1F5D59"/>
+                <w:sz w:val="13"/>
+              </w:rPr>
+              <w:t>분류</w:t>
+            </w:r>
+          </w:p>
+        </w:tc>
+        <w:tc>
+          <w:tcPr>
+            <w:tcW w:type="dxa" w:w="5329"/>
+            <w:vAlign w:val="center"/>
+            <w:tcMar>
+              <w:top w:w="70" w:type="dxa"/>
+              <w:start w:w="80" w:type="dxa"/>
+              <w:bottom w:w="70" w:type="dxa"/>
+              <w:end w:w="80" w:type="dxa"/>
+            </w:tcMar>
+            <w:shd w:fill="FFFDF7"/>
+          </w:tcPr>
+          <w:p>
+            <w:pPr>
+              <w:spacing w:after="0" w:line="269" w:lineRule="auto"/>
+              <w:jc w:val="left"/>
+            </w:pPr>
+            <w:r/>
+            <w:r>
+              <w:rPr>
+                <w:rFonts w:ascii="S-Core Dream" w:hAnsi="S-Core Dream" w:eastAsia="에스코어 드림"/>
+                <w:b w:val="0"/>
+                <w:color w:val="233A3E"/>
+                <w:sz w:val="13"/>
+              </w:rPr>
+              <w:t>메일의 낱말과 보낸 사람 등의 특징을 살펴 나눈다.</w:t>
+            </w:r>
+          </w:p>
+        </w:tc>
+      </w:tr>
+      <w:tr>
+        <w:trPr>
+          <w:trHeight w:val="459" w:hRule="atLeast"/>
+        </w:trPr>
+        <w:tc>
+          <w:tcPr>
+            <w:tcW w:type="dxa" w:w="3288"/>
+            <w:vAlign w:val="center"/>
+            <w:tcMar>
+              <w:top w:w="70" w:type="dxa"/>
+              <w:start w:w="80" w:type="dxa"/>
+              <w:bottom w:w="70" w:type="dxa"/>
+              <w:end w:w="80" w:type="dxa"/>
+            </w:tcMar>
+          </w:tcPr>
+          <w:p>
+            <w:pPr>
+              <w:spacing w:after="0" w:line="269" w:lineRule="auto"/>
+              <w:jc w:val="center"/>
+            </w:pPr>
+            <w:r/>
+            <w:r>
+              <w:rPr>
+                <w:rFonts w:ascii="S-Core Dream" w:hAnsi="S-Core Dream" w:eastAsia="에스코어 드림"/>
+                <w:b w:val="0"/>
+                <w:color w:val="233A3E"/>
+                <w:sz w:val="13"/>
+              </w:rPr>
+              <w:t>10분 뒤 알람 울리기</w:t>
+            </w:r>
+          </w:p>
+        </w:tc>
+        <w:tc>
+          <w:tcPr>
+            <w:tcW w:type="dxa" w:w="1701"/>
+            <w:vAlign w:val="center"/>
+            <w:tcMar>
+              <w:top w:w="70" w:type="dxa"/>
+              <w:start w:w="80" w:type="dxa"/>
+              <w:bottom w:w="70" w:type="dxa"/>
+              <w:end w:w="80" w:type="dxa"/>
+            </w:tcMar>
+          </w:tcPr>
+          <w:p>
+            <w:pPr>
+              <w:spacing w:after="0" w:line="269" w:lineRule="auto"/>
+              <w:jc w:val="center"/>
+            </w:pPr>
+            <w:r/>
+            <w:r>
+              <w:rPr>
+                <w:rFonts w:ascii="S-Core Dream" w:hAnsi="S-Core Dream" w:eastAsia="에스코어 드림"/>
+                <w:b/>
+                <w:color w:val="1F5D59"/>
+                <w:sz w:val="13"/>
+              </w:rPr>
+              <w:t>자동 기계</w:t>
+            </w:r>
+          </w:p>
+        </w:tc>
+        <w:tc>
+          <w:tcPr>
+            <w:tcW w:type="dxa" w:w="5329"/>
+            <w:vAlign w:val="center"/>
+            <w:tcMar>
+              <w:top w:w="70" w:type="dxa"/>
+              <w:start w:w="80" w:type="dxa"/>
+              <w:bottom w:w="70" w:type="dxa"/>
+              <w:end w:w="80" w:type="dxa"/>
+            </w:tcMar>
+          </w:tcPr>
+          <w:p>
+            <w:pPr>
+              <w:spacing w:after="0" w:line="269" w:lineRule="auto"/>
+              <w:jc w:val="left"/>
+            </w:pPr>
+            <w:r/>
+            <w:r>
+              <w:rPr>
+                <w:rFonts w:ascii="S-Core Dream" w:hAnsi="S-Core Dream" w:eastAsia="에스코어 드림"/>
+                <w:b w:val="0"/>
+                <w:color w:val="233A3E"/>
+                <w:sz w:val="13"/>
+              </w:rPr>
+              <w:t>정해 둔 시간이 지나면 알람을 울리는 동작을 한다.</w:t>
+            </w:r>
+          </w:p>
+        </w:tc>
+      </w:tr>
+      <w:tr>
+        <w:trPr>
+          <w:trHeight w:val="459" w:hRule="atLeast"/>
+        </w:trPr>
+        <w:tc>
+          <w:tcPr>
+            <w:tcW w:type="dxa" w:w="3288"/>
+            <w:vAlign w:val="center"/>
+            <w:tcMar>
+              <w:top w:w="70" w:type="dxa"/>
+              <w:start w:w="80" w:type="dxa"/>
+              <w:bottom w:w="70" w:type="dxa"/>
+              <w:end w:w="80" w:type="dxa"/>
+            </w:tcMar>
+            <w:shd w:fill="FFFDF7"/>
+          </w:tcPr>
+          <w:p>
+            <w:pPr>
+              <w:spacing w:after="0" w:line="269" w:lineRule="auto"/>
+              <w:jc w:val="center"/>
+            </w:pPr>
+            <w:r/>
+            <w:r>
+              <w:rPr>
+                <w:rFonts w:ascii="S-Core Dream" w:hAnsi="S-Core Dream" w:eastAsia="에스코어 드림"/>
+                <w:b w:val="0"/>
+                <w:color w:val="233A3E"/>
+                <w:sz w:val="13"/>
+              </w:rPr>
+              <w:t>센서 자동문 열기</w:t>
+            </w:r>
+          </w:p>
+        </w:tc>
+        <w:tc>
+          <w:tcPr>
+            <w:tcW w:type="dxa" w:w="1701"/>
+            <w:vAlign w:val="center"/>
+            <w:tcMar>
+              <w:top w:w="70" w:type="dxa"/>
+              <w:start w:w="80" w:type="dxa"/>
+              <w:bottom w:w="70" w:type="dxa"/>
+              <w:end w:w="80" w:type="dxa"/>
+            </w:tcMar>
+            <w:shd w:fill="FFFDF7"/>
+          </w:tcPr>
+          <w:p>
+            <w:pPr>
+              <w:spacing w:after="0" w:line="269" w:lineRule="auto"/>
+              <w:jc w:val="center"/>
+            </w:pPr>
+            <w:r/>
+            <w:r>
+              <w:rPr>
+                <w:rFonts w:ascii="S-Core Dream" w:hAnsi="S-Core Dream" w:eastAsia="에스코어 드림"/>
+                <w:b/>
+                <w:color w:val="1F5D59"/>
+                <w:sz w:val="13"/>
+              </w:rPr>
+              <w:t>자동 기계</w:t>
+            </w:r>
+          </w:p>
+        </w:tc>
+        <w:tc>
+          <w:tcPr>
+            <w:tcW w:type="dxa" w:w="5329"/>
+            <w:vAlign w:val="center"/>
+            <w:tcMar>
+              <w:top w:w="70" w:type="dxa"/>
+              <w:start w:w="80" w:type="dxa"/>
+              <w:bottom w:w="70" w:type="dxa"/>
+              <w:end w:w="80" w:type="dxa"/>
+            </w:tcMar>
+            <w:shd w:fill="FFFDF7"/>
+          </w:tcPr>
+          <w:p>
+            <w:pPr>
+              <w:spacing w:after="0" w:line="269" w:lineRule="auto"/>
+              <w:jc w:val="left"/>
+            </w:pPr>
+            <w:r/>
+            <w:r>
+              <w:rPr>
+                <w:rFonts w:ascii="S-Core Dream" w:hAnsi="S-Core Dream" w:eastAsia="에스코어 드림"/>
+                <w:b w:val="0"/>
+                <w:color w:val="233A3E"/>
+                <w:sz w:val="13"/>
+              </w:rPr>
+              <w:t>센서가 사람을 감지하면 문을 여는 정해진 동작을 한다.</w:t>
             </w:r>
           </w:p>
         </w:tc>
       </w:tr>
     </w:tbl>
-    <w:p>
-      <w:r>
-        <w:rPr>
-          <w:rFonts w:ascii="S-Core Dream" w:hAnsi="S-Core Dream" w:eastAsia="에스코어 드림"/>
-          <w:b/>
-          <w:color w:val="1F5D59"/>
-          <w:sz w:val="13"/>
-        </w:rPr>
-        <w:t>추가 발문: “그 차이는 그림의 어느 부분에서 찾았나요?”</w:t>
-      </w:r>
-    </w:p>
     <w:p>
       <w:pPr>
         <w:spacing w:before="60" w:after="30"/>
@@ -1031,7 +964,83 @@
           <w:color w:val="1F5D59"/>
           <w:sz w:val="18"/>
         </w:rPr>
-        <w:t xml:space="preserve">4  </w:t>
+        <w:t xml:space="preserve">2  </w:t>
+      </w:r>
+      <w:r>
+        <w:rPr>
+          <w:rFonts w:ascii="S-Core Dream" w:hAnsi="S-Core Dream" w:eastAsia="에스코어 드림"/>
+          <w:b/>
+          <w:color w:val="233A3E"/>
+          <w:sz w:val="18"/>
+        </w:rPr>
+        <w:t>구별한 까닭</w:t>
+      </w:r>
+    </w:p>
+    <w:tbl>
+      <w:tblPr>
+        <w:tblW w:type="auto" w:w="0"/>
+        <w:tblLook w:firstColumn="1" w:firstRow="1" w:lastColumn="0" w:lastRow="0" w:noHBand="0" w:noVBand="1" w:val="04A0"/>
+        <w:tblBorders>
+          <w:top w:val="single" w:sz="4" w:space="0" w:color="AFC0B9"/>
+          <w:left w:val="single" w:sz="4" w:space="0" w:color="AFC0B9"/>
+          <w:bottom w:val="single" w:sz="4" w:space="0" w:color="AFC0B9"/>
+          <w:right w:val="single" w:sz="4" w:space="0" w:color="AFC0B9"/>
+          <w:insideH w:val="single" w:sz="4" w:space="0" w:color="AFC0B9"/>
+          <w:insideV w:val="single" w:sz="4" w:space="0" w:color="AFC0B9"/>
+        </w:tblBorders>
+      </w:tblPr>
+      <w:tblGrid>
+        <w:gridCol w:w="10658"/>
+      </w:tblGrid>
+      <w:tr>
+        <w:trPr>
+          <w:trHeight w:val="907" w:hRule="atLeast"/>
+        </w:trPr>
+        <w:tc>
+          <w:tcPr>
+            <w:tcW w:type="dxa" w:w="10658"/>
+            <w:vAlign w:val="center"/>
+            <w:tcMar>
+              <w:top w:w="70" w:type="dxa"/>
+              <w:start w:w="80" w:type="dxa"/>
+              <w:bottom w:w="70" w:type="dxa"/>
+              <w:end w:w="80" w:type="dxa"/>
+            </w:tcMar>
+            <w:shd w:fill="FFFDF7"/>
+          </w:tcPr>
+          <w:p>
+            <w:pPr>
+              <w:spacing w:after="0" w:line="269" w:lineRule="auto"/>
+              <w:jc w:val="left"/>
+            </w:pPr>
+            <w:r/>
+            <w:r>
+              <w:rPr>
+                <w:rFonts w:ascii="S-Core Dream" w:hAnsi="S-Core Dream" w:eastAsia="에스코어 드림"/>
+                <w:b w:val="0"/>
+                <w:color w:val="233A3E"/>
+                <w:sz w:val="14"/>
+              </w:rPr>
+              <w:t>예시  영상 추천은 시청 기록에서 비슷한 특징을 찾아 고른다. 자동문은 센서가 사람을 감지하면 문을 여는 정해진 동작을 한다.</w:t>
+              <w:br/>
+              <w:t>추가 발문: “결과가 달라지려면 데이터가 달라져야 할까요, 정해진 조건이 달라져야 할까요?”</w:t>
+            </w:r>
+          </w:p>
+        </w:tc>
+      </w:tr>
+    </w:tbl>
+    <w:p>
+      <w:pPr>
+        <w:spacing w:before="60" w:after="30"/>
+      </w:pPr>
+      <w:r>
+        <w:rPr>
+          <w:rFonts w:ascii="S-Core Dream" w:hAnsi="S-Core Dream" w:eastAsia="에스코어 드림"/>
+          <w:b/>
+          <w:color w:val="1F5D59"/>
+          <w:sz w:val="18"/>
+        </w:rPr>
+        <w:t xml:space="preserve">3  </w:t>
       </w:r>
       <w:r>
         <w:rPr>
@@ -1083,9 +1092,9 @@
                 <w:rFonts w:ascii="S-Core Dream" w:hAnsi="S-Core Dream" w:eastAsia="에스코어 드림"/>
                 <w:b/>
                 <w:color w:val="154541"/>
-                <w:sz w:val="17"/>
+                <w:sz w:val="16"/>
               </w:rPr>
-              <w:t>사람은  경험과 기억  을 바탕으로 생각하고, AI는  학습한 데이터  를 바탕으로 결과를 만든다.</w:t>
+              <w:t>자동 기계는  정해진 조건과 규칙  에 따라 움직이고, AI는 데이터에서  특징과 관계  를 찾아 추천·인식·분류한다.</w:t>
             </w:r>
           </w:p>
         </w:tc>
@@ -1115,7 +1124,7 @@
                 <w:color w:val="233A3E"/>
                 <w:sz w:val="13"/>
               </w:rPr>
-              <w:t>학생이 ‘경험’, ‘기억’, ‘데이터’의 핵심 의미가 드러나는 말로 썼다면 인정한다. AI가 사람처럼 감정을 느껴 그림을 만든다고 오해하지 않도록 설명한다.</w:t>
+              <w:t>‘정해진 조건(규칙)’과 ‘데이터의 특징(관계)’이라는 차이가 드러나면 인정한다. 센서나 인터넷이 있다는 이유만으로 AI라고 판단하지 않도록 설명한다.</w:t>
             </w:r>
           </w:p>
         </w:tc>
@@ -1132,7 +1141,7 @@
           <w:color w:val="1F5D59"/>
           <w:sz w:val="18"/>
         </w:rPr>
-        <w:t xml:space="preserve">5  </w:t>
+        <w:t xml:space="preserve">4  </w:t>
       </w:r>
       <w:r>
         <w:rPr>
@@ -1155,7 +1164,7 @@
           <w:color w:val="233A3E"/>
           <w:sz w:val="13"/>
         </w:rPr>
-        <w:t>• 같은 문장을 읽어도 사람마다 다른 장면을 떠올릴 수 있다는 것을 알았다.</w:t>
+        <w:t>• 자동으로 움직인다고 해서 모두 AI인 것은 아니라는 것을 알았다.</w:t>
       </w:r>
     </w:p>
     <w:p>
@@ -1169,7 +1178,7 @@
           <w:color w:val="233A3E"/>
           <w:sz w:val="13"/>
         </w:rPr>
-        <w:t>• AI는 내가 적지 않은 부분을 학습한 데이터에서 찾아 채울 수 있다는 것을 알았다.</w:t>
+        <w:t>• AI는 데이터의 특징을 찾아 추천하거나 인식하거나 분류할 수 있다.</w:t>
       </w:r>
     </w:p>
     <w:p>
@@ -1183,7 +1192,7 @@
           <w:color w:val="233A3E"/>
           <w:sz w:val="13"/>
         </w:rPr>
-        <w:t>• AI에게 원하는 장면을 만들게 하려면 더 구체적으로 알려줘야 한다.</w:t>
+        <w:t>• 자동문은 정해진 조건에 따라 움직이므로 AI와 다르다.</w:t>
       </w:r>
     </w:p>
     <w:tbl>
@@ -1228,7 +1237,7 @@
                 <w:color w:val="8F4146"/>
                 <w:sz w:val="14"/>
               </w:rPr>
-              <w:t>지도 유의점  AI 결과를 정답으로 제시하지 않습니다. 관찰 근거를 말하게 하고, 외부 AI 도구에는 학생 이름·사진·개인정보를 입력하지 않습니다.</w:t>
+              <w:t>지도 유의점  제품 이름이나 겉모습만으로 판단하지 않습니다. 실제 기기에는 여러 기능이 함께 들어갈 수 있으므로, 제시된 기능이 결과를 정하는 방식에 초점을 둡니다.</w:t>
             </w:r>
           </w:p>
         </w:tc>

--- a/src/assets/teacher/04_1차시_교사용답안.docx
+++ b/src/assets/teacher/04_1차시_교사용답안.docx
@@ -973,7 +973,249 @@
           <w:color w:val="233A3E"/>
           <w:sz w:val="18"/>
         </w:rPr>
-        <w:t>구별한 까닭</w:t>
+        <w:t>핵심 낱말 선택 답</w:t>
+      </w:r>
+    </w:p>
+    <w:tbl>
+      <w:tblPr>
+        <w:tblW w:type="auto" w:w="0"/>
+        <w:tblLook w:firstColumn="1" w:firstRow="1" w:lastColumn="0" w:lastRow="0" w:noHBand="0" w:noVBand="1" w:val="04A0"/>
+        <w:tblBorders>
+          <w:top w:val="single" w:sz="5" w:space="0" w:color="1F5D59"/>
+          <w:left w:val="single" w:sz="5" w:space="0" w:color="1F5D59"/>
+          <w:bottom w:val="single" w:sz="5" w:space="0" w:color="1F5D59"/>
+          <w:right w:val="single" w:sz="5" w:space="0" w:color="1F5D59"/>
+          <w:insideH w:val="single" w:sz="5" w:space="0" w:color="1F5D59"/>
+          <w:insideV w:val="single" w:sz="5" w:space="0" w:color="1F5D59"/>
+        </w:tblBorders>
+      </w:tblPr>
+      <w:tblGrid>
+        <w:gridCol w:w="10658"/>
+      </w:tblGrid>
+      <w:tr>
+        <w:trPr>
+          <w:trHeight w:val="850" w:hRule="atLeast"/>
+        </w:trPr>
+        <w:tc>
+          <w:tcPr>
+            <w:tcW w:type="dxa" w:w="10658"/>
+            <w:vAlign w:val="center"/>
+            <w:tcMar>
+              <w:top w:w="70" w:type="dxa"/>
+              <w:start w:w="80" w:type="dxa"/>
+              <w:bottom w:w="70" w:type="dxa"/>
+              <w:end w:w="80" w:type="dxa"/>
+            </w:tcMar>
+            <w:shd w:fill="E4EFEA"/>
+          </w:tcPr>
+          <w:p>
+            <w:pPr>
+              <w:spacing w:after="0" w:line="269" w:lineRule="auto"/>
+              <w:jc w:val="center"/>
+            </w:pPr>
+            <w:r/>
+            <w:r>
+              <w:rPr>
+                <w:rFonts w:ascii="S-Core Dream" w:hAnsi="S-Core Dream" w:eastAsia="에스코어 드림"/>
+                <w:b/>
+                <w:color w:val="154541"/>
+                <w:sz w:val="16"/>
+              </w:rPr>
+              <w:t>AI가 결과를 정할 때 살펴보는 것: 데이터</w:t>
+              <w:br/>
+              <w:t>자동 기계가 움직이는 기준: 정해진 조건</w:t>
+            </w:r>
+          </w:p>
+        </w:tc>
+      </w:tr>
+    </w:tbl>
+    <w:p>
+      <w:pPr>
+        <w:spacing w:before="60" w:after="30"/>
+      </w:pPr>
+      <w:r>
+        <w:rPr>
+          <w:rFonts w:ascii="S-Core Dream" w:hAnsi="S-Core Dream" w:eastAsia="에스코어 드림"/>
+          <w:b/>
+          <w:color w:val="1F5D59"/>
+          <w:sz w:val="18"/>
+        </w:rPr>
+        <w:t xml:space="preserve">3  </w:t>
+      </w:r>
+      <w:r>
+        <w:rPr>
+          <w:rFonts w:ascii="S-Core Dream" w:hAnsi="S-Core Dream" w:eastAsia="에스코어 드림"/>
+          <w:b/>
+          <w:color w:val="233A3E"/>
+          <w:sz w:val="18"/>
+        </w:rPr>
+        <w:t>두 장면 선택 답</w:t>
+      </w:r>
+    </w:p>
+    <w:tbl>
+      <w:tblPr>
+        <w:tblW w:type="auto" w:w="0"/>
+        <w:tblLayout w:type="fixed"/>
+        <w:tblLook w:firstColumn="1" w:firstRow="1" w:lastColumn="0" w:lastRow="0" w:noHBand="0" w:noVBand="1" w:val="04A0"/>
+        <w:tblBorders>
+          <w:top w:val="single" w:sz="5" w:space="0" w:color="1F5D59"/>
+          <w:left w:val="single" w:sz="5" w:space="0" w:color="1F5D59"/>
+          <w:bottom w:val="single" w:sz="5" w:space="0" w:color="1F5D59"/>
+          <w:right w:val="single" w:sz="5" w:space="0" w:color="1F5D59"/>
+          <w:insideH w:val="single" w:sz="5" w:space="0" w:color="1F5D59"/>
+          <w:insideV w:val="single" w:sz="5" w:space="0" w:color="1F5D59"/>
+        </w:tblBorders>
+      </w:tblPr>
+      <w:tblGrid>
+        <w:gridCol w:w="4365"/>
+        <w:gridCol w:w="5953"/>
+      </w:tblGrid>
+      <w:tr>
+        <w:trPr>
+          <w:trHeight w:val="567" w:hRule="atLeast"/>
+        </w:trPr>
+        <w:tc>
+          <w:tcPr>
+            <w:tcW w:type="dxa" w:w="4365"/>
+            <w:vAlign w:val="center"/>
+            <w:tcMar>
+              <w:top w:w="70" w:type="dxa"/>
+              <w:start w:w="80" w:type="dxa"/>
+              <w:bottom w:w="70" w:type="dxa"/>
+              <w:end w:w="80" w:type="dxa"/>
+            </w:tcMar>
+            <w:shd w:fill="E4EFEA"/>
+          </w:tcPr>
+          <w:p>
+            <w:pPr>
+              <w:spacing w:after="0" w:line="269" w:lineRule="auto"/>
+              <w:jc w:val="center"/>
+            </w:pPr>
+            <w:r/>
+            <w:r>
+              <w:rPr>
+                <w:rFonts w:ascii="S-Core Dream" w:hAnsi="S-Core Dream" w:eastAsia="에스코어 드림"/>
+                <w:b/>
+                <w:color w:val="154541"/>
+                <w:sz w:val="14"/>
+              </w:rPr>
+              <w:t>본 영상을 보고 다음 영상 고르기</w:t>
+            </w:r>
+          </w:p>
+        </w:tc>
+        <w:tc>
+          <w:tcPr>
+            <w:tcW w:type="dxa" w:w="5953"/>
+            <w:vAlign w:val="center"/>
+            <w:tcMar>
+              <w:top w:w="70" w:type="dxa"/>
+              <w:start w:w="80" w:type="dxa"/>
+              <w:bottom w:w="70" w:type="dxa"/>
+              <w:end w:w="80" w:type="dxa"/>
+            </w:tcMar>
+          </w:tcPr>
+          <w:p>
+            <w:pPr>
+              <w:spacing w:after="0" w:line="269" w:lineRule="auto"/>
+              <w:jc w:val="center"/>
+            </w:pPr>
+            <w:r/>
+            <w:r>
+              <w:rPr>
+                <w:rFonts w:ascii="S-Core Dream" w:hAnsi="S-Core Dream" w:eastAsia="에스코어 드림"/>
+                <w:b/>
+                <w:color w:val="233A3E"/>
+                <w:sz w:val="15"/>
+              </w:rPr>
+              <w:t>AI · 기록에서 특징을 찾음</w:t>
+            </w:r>
+          </w:p>
+        </w:tc>
+      </w:tr>
+      <w:tr>
+        <w:trPr>
+          <w:trHeight w:val="567" w:hRule="atLeast"/>
+        </w:trPr>
+        <w:tc>
+          <w:tcPr>
+            <w:tcW w:type="dxa" w:w="4365"/>
+            <w:vAlign w:val="center"/>
+            <w:tcMar>
+              <w:top w:w="70" w:type="dxa"/>
+              <w:start w:w="80" w:type="dxa"/>
+              <w:bottom w:w="70" w:type="dxa"/>
+              <w:end w:w="80" w:type="dxa"/>
+            </w:tcMar>
+            <w:shd w:fill="E4EFEA"/>
+          </w:tcPr>
+          <w:p>
+            <w:pPr>
+              <w:spacing w:after="0" w:line="269" w:lineRule="auto"/>
+              <w:jc w:val="center"/>
+            </w:pPr>
+            <w:r/>
+            <w:r>
+              <w:rPr>
+                <w:rFonts w:ascii="S-Core Dream" w:hAnsi="S-Core Dream" w:eastAsia="에스코어 드림"/>
+                <w:b/>
+                <w:color w:val="154541"/>
+                <w:sz w:val="14"/>
+              </w:rPr>
+              <w:t>10분 뒤 알람 울리기</w:t>
+            </w:r>
+          </w:p>
+        </w:tc>
+        <w:tc>
+          <w:tcPr>
+            <w:tcW w:type="dxa" w:w="5953"/>
+            <w:vAlign w:val="center"/>
+            <w:tcMar>
+              <w:top w:w="70" w:type="dxa"/>
+              <w:start w:w="80" w:type="dxa"/>
+              <w:bottom w:w="70" w:type="dxa"/>
+              <w:end w:w="80" w:type="dxa"/>
+            </w:tcMar>
+          </w:tcPr>
+          <w:p>
+            <w:pPr>
+              <w:spacing w:after="0" w:line="269" w:lineRule="auto"/>
+              <w:jc w:val="center"/>
+            </w:pPr>
+            <w:r/>
+            <w:r>
+              <w:rPr>
+                <w:rFonts w:ascii="S-Core Dream" w:hAnsi="S-Core Dream" w:eastAsia="에스코어 드림"/>
+                <w:b/>
+                <w:color w:val="233A3E"/>
+                <w:sz w:val="15"/>
+              </w:rPr>
+              <w:t>자동 기계 · 정해진 시간이 지나면 움직임</w:t>
+            </w:r>
+          </w:p>
+        </w:tc>
+      </w:tr>
+    </w:tbl>
+    <w:p>
+      <w:pPr>
+        <w:spacing w:before="60" w:after="30"/>
+      </w:pPr>
+      <w:r>
+        <w:rPr>
+          <w:rFonts w:ascii="S-Core Dream" w:hAnsi="S-Core Dream" w:eastAsia="에스코어 드림"/>
+          <w:b/>
+          <w:color w:val="1F5D59"/>
+          <w:sz w:val="18"/>
+        </w:rPr>
+        <w:t xml:space="preserve">4  </w:t>
+      </w:r>
+      <w:r>
+        <w:rPr>
+          <w:rFonts w:ascii="S-Core Dream" w:hAnsi="S-Core Dream" w:eastAsia="에스코어 드림"/>
+          <w:b/>
+          <w:color w:val="233A3E"/>
+          <w:sz w:val="18"/>
+        </w:rPr>
+        <w:t>자기 확인 지도</w:t>
       </w:r>
     </w:p>
     <w:tbl>
@@ -994,7 +1236,7 @@
       </w:tblGrid>
       <w:tr>
         <w:trPr>
-          <w:trHeight w:val="907" w:hRule="atLeast"/>
+          <w:trHeight w:val="794" w:hRule="atLeast"/>
         </w:trPr>
         <w:tc>
           <w:tcPr>
@@ -1021,180 +1263,12 @@
                 <w:color w:val="233A3E"/>
                 <w:sz w:val="14"/>
               </w:rPr>
-              <w:t>예시  영상 추천은 시청 기록에서 비슷한 특징을 찾아 고른다. 자동문은 센서가 사람을 감지하면 문을 여는 정해진 동작을 한다.</w:t>
-              <w:br/>
-              <w:t>추가 발문: “결과가 달라지려면 데이터가 달라져야 할까요, 정해진 조건이 달라져야 할까요?”</w:t>
+              <w:t>자기 확인은 정답을 매기지 않습니다. ‘조금 헷갈려요’ 또는 ‘더 알아볼래요’를 고른 학생에게 사례를 하나씩 다시 말로 설명하게 합니다.</w:t>
             </w:r>
           </w:p>
         </w:tc>
       </w:tr>
     </w:tbl>
-    <w:p>
-      <w:pPr>
-        <w:spacing w:before="60" w:after="30"/>
-      </w:pPr>
-      <w:r>
-        <w:rPr>
-          <w:rFonts w:ascii="S-Core Dream" w:hAnsi="S-Core Dream" w:eastAsia="에스코어 드림"/>
-          <w:b/>
-          <w:color w:val="1F5D59"/>
-          <w:sz w:val="18"/>
-        </w:rPr>
-        <w:t xml:space="preserve">3  </w:t>
-      </w:r>
-      <w:r>
-        <w:rPr>
-          <w:rFonts w:ascii="S-Core Dream" w:hAnsi="S-Core Dream" w:eastAsia="에스코어 드림"/>
-          <w:b/>
-          <w:color w:val="233A3E"/>
-          <w:sz w:val="18"/>
-        </w:rPr>
-        <w:t>핵심 개념</w:t>
-      </w:r>
-    </w:p>
-    <w:tbl>
-      <w:tblPr>
-        <w:tblW w:type="auto" w:w="0"/>
-        <w:tblLook w:firstColumn="1" w:firstRow="1" w:lastColumn="0" w:lastRow="0" w:noHBand="0" w:noVBand="1" w:val="04A0"/>
-        <w:tblBorders>
-          <w:top w:val="single" w:sz="5" w:space="0" w:color="1F5D59"/>
-          <w:left w:val="single" w:sz="5" w:space="0" w:color="1F5D59"/>
-          <w:bottom w:val="single" w:sz="5" w:space="0" w:color="1F5D59"/>
-          <w:right w:val="single" w:sz="5" w:space="0" w:color="1F5D59"/>
-          <w:insideH w:val="single" w:sz="5" w:space="0" w:color="1F5D59"/>
-          <w:insideV w:val="single" w:sz="5" w:space="0" w:color="1F5D59"/>
-        </w:tblBorders>
-      </w:tblPr>
-      <w:tblGrid>
-        <w:gridCol w:w="10658"/>
-      </w:tblGrid>
-      <w:tr>
-        <w:tc>
-          <w:tcPr>
-            <w:tcW w:type="dxa" w:w="10658"/>
-            <w:vAlign w:val="center"/>
-            <w:tcMar>
-              <w:top w:w="70" w:type="dxa"/>
-              <w:start w:w="80" w:type="dxa"/>
-              <w:bottom w:w="70" w:type="dxa"/>
-              <w:end w:w="80" w:type="dxa"/>
-            </w:tcMar>
-            <w:shd w:fill="E4EFEA"/>
-          </w:tcPr>
-          <w:p>
-            <w:pPr>
-              <w:spacing w:after="0" w:line="269" w:lineRule="auto"/>
-              <w:jc w:val="center"/>
-            </w:pPr>
-            <w:r/>
-            <w:r>
-              <w:rPr>
-                <w:rFonts w:ascii="S-Core Dream" w:hAnsi="S-Core Dream" w:eastAsia="에스코어 드림"/>
-                <w:b/>
-                <w:color w:val="154541"/>
-                <w:sz w:val="16"/>
-              </w:rPr>
-              <w:t>자동 기계는  정해진 조건과 규칙  에 따라 움직이고, AI는 데이터에서  특징과 관계  를 찾아 추천·인식·분류한다.</w:t>
-            </w:r>
-          </w:p>
-        </w:tc>
-      </w:tr>
-      <w:tr>
-        <w:tc>
-          <w:tcPr>
-            <w:tcW w:type="dxa" w:w="10658"/>
-            <w:vAlign w:val="center"/>
-            <w:tcMar>
-              <w:top w:w="70" w:type="dxa"/>
-              <w:start w:w="80" w:type="dxa"/>
-              <w:bottom w:w="70" w:type="dxa"/>
-              <w:end w:w="80" w:type="dxa"/>
-            </w:tcMar>
-          </w:tcPr>
-          <w:p>
-            <w:pPr>
-              <w:spacing w:after="0" w:line="269" w:lineRule="auto"/>
-              <w:jc w:val="left"/>
-            </w:pPr>
-            <w:r/>
-            <w:r>
-              <w:rPr>
-                <w:rFonts w:ascii="S-Core Dream" w:hAnsi="S-Core Dream" w:eastAsia="에스코어 드림"/>
-                <w:b w:val="0"/>
-                <w:color w:val="233A3E"/>
-                <w:sz w:val="13"/>
-              </w:rPr>
-              <w:t>‘정해진 조건(규칙)’과 ‘데이터의 특징(관계)’이라는 차이가 드러나면 인정한다. 센서나 인터넷이 있다는 이유만으로 AI라고 판단하지 않도록 설명한다.</w:t>
-            </w:r>
-          </w:p>
-        </w:tc>
-      </w:tr>
-    </w:tbl>
-    <w:p>
-      <w:pPr>
-        <w:spacing w:before="60" w:after="30"/>
-      </w:pPr>
-      <w:r>
-        <w:rPr>
-          <w:rFonts w:ascii="S-Core Dream" w:hAnsi="S-Core Dream" w:eastAsia="에스코어 드림"/>
-          <w:b/>
-          <w:color w:val="1F5D59"/>
-          <w:sz w:val="18"/>
-        </w:rPr>
-        <w:t xml:space="preserve">4  </w:t>
-      </w:r>
-      <w:r>
-        <w:rPr>
-          <w:rFonts w:ascii="S-Core Dream" w:hAnsi="S-Core Dream" w:eastAsia="에스코어 드림"/>
-          <w:b/>
-          <w:color w:val="233A3E"/>
-          <w:sz w:val="18"/>
-        </w:rPr>
-        <w:t>성찰 문장 예시</w:t>
-      </w:r>
-    </w:p>
-    <w:p>
-      <w:pPr>
-        <w:ind w:left="227" w:hanging="170"/>
-      </w:pPr>
-      <w:r>
-        <w:rPr>
-          <w:rFonts w:ascii="S-Core Dream" w:hAnsi="S-Core Dream" w:eastAsia="에스코어 드림"/>
-          <w:b w:val="0"/>
-          <w:color w:val="233A3E"/>
-          <w:sz w:val="13"/>
-        </w:rPr>
-        <w:t>• 자동으로 움직인다고 해서 모두 AI인 것은 아니라는 것을 알았다.</w:t>
-      </w:r>
-    </w:p>
-    <w:p>
-      <w:pPr>
-        <w:ind w:left="227" w:hanging="170"/>
-      </w:pPr>
-      <w:r>
-        <w:rPr>
-          <w:rFonts w:ascii="S-Core Dream" w:hAnsi="S-Core Dream" w:eastAsia="에스코어 드림"/>
-          <w:b w:val="0"/>
-          <w:color w:val="233A3E"/>
-          <w:sz w:val="13"/>
-        </w:rPr>
-        <w:t>• AI는 데이터의 특징을 찾아 추천하거나 인식하거나 분류할 수 있다.</w:t>
-      </w:r>
-    </w:p>
-    <w:p>
-      <w:pPr>
-        <w:ind w:left="227" w:hanging="170"/>
-      </w:pPr>
-      <w:r>
-        <w:rPr>
-          <w:rFonts w:ascii="S-Core Dream" w:hAnsi="S-Core Dream" w:eastAsia="에스코어 드림"/>
-          <w:b w:val="0"/>
-          <w:color w:val="233A3E"/>
-          <w:sz w:val="13"/>
-        </w:rPr>
-        <w:t>• 자동문은 정해진 조건에 따라 움직이므로 AI와 다르다.</w:t>
-      </w:r>
-    </w:p>
     <w:tbl>
       <w:tblPr>
         <w:tblW w:type="auto" w:w="0"/>
